--- a/Day3/07-Lm-tf-user_data.docx
+++ b/Day3/07-Lm-tf-user_data.docx
@@ -25,6 +25,9 @@
         <w:ind w:firstLine="720"/>
       </w:pPr>
       <w:r>
+        <w:rPr>
+          <w:noProof/>
+        </w:rPr>
         <w:drawing>
           <wp:inline distT="0" distB="0" distL="0" distR="0" wp14:anchorId="5F278152" wp14:editId="3D2D2150">
             <wp:extent cx="3720860" cy="1767011"/>
@@ -67,6 +70,9 @@
         <w:ind w:firstLine="720"/>
       </w:pPr>
       <w:r>
+        <w:rPr>
+          <w:noProof/>
+        </w:rPr>
         <w:drawing>
           <wp:inline distT="0" distB="0" distL="0" distR="0" wp14:anchorId="28620F8A" wp14:editId="52EAACC9">
             <wp:extent cx="4077419" cy="2569297"/>
@@ -121,6 +127,9 @@
         <w:pStyle w:val="ListParagraph"/>
       </w:pPr>
       <w:r>
+        <w:rPr>
+          <w:noProof/>
+        </w:rPr>
         <w:drawing>
           <wp:inline distT="0" distB="0" distL="0" distR="0" wp14:anchorId="31C84717" wp14:editId="474C4A03">
             <wp:extent cx="4221193" cy="2119165"/>
@@ -293,7 +302,14 @@
           <w:i/>
           <w:iCs/>
         </w:rPr>
-        <w:t>apt-get update -y</w:t>
+        <w:t>dnf</w:t>
+      </w:r>
+      <w:r>
+        <w:rPr>
+          <w:i/>
+          <w:iCs/>
+        </w:rPr>
+        <w:t xml:space="preserve"> update -y</w:t>
       </w:r>
     </w:p>
     <w:p>
@@ -310,7 +326,14 @@
           <w:i/>
           <w:iCs/>
         </w:rPr>
-        <w:t>apt-get install -y nginx</w:t>
+        <w:t>dnf</w:t>
+      </w:r>
+      <w:r>
+        <w:rPr>
+          <w:i/>
+          <w:iCs/>
+        </w:rPr>
+        <w:t xml:space="preserve"> install -y nginx</w:t>
       </w:r>
     </w:p>
     <w:p>
@@ -1233,6 +1256,7 @@
   <w:style w:type="character" w:default="1" w:styleId="DefaultParagraphFont">
     <w:name w:val="Default Paragraph Font"/>
     <w:uiPriority w:val="1"/>
+    <w:semiHidden/>
     <w:unhideWhenUsed/>
   </w:style>
   <w:style w:type="table" w:default="1" w:styleId="TableNormal">
